--- a/docs/user_guide/PengToolsHub_使用说明_V4.27.docx
+++ b/docs/user_guide/PengToolsHub_使用说明_V4.27.docx
@@ -188,7 +188,7 @@
           <w:b w:val="0"/>
           <w:sz w:val="22"/>
         </w:rPr>
-        <w:t>运行 PengToolsHub_Private.exe</w:t>
+        <w:t>运行 PengToolsHub.exe</w:t>
       </w:r>
     </w:p>
     <w:p>

--- a/docs/user_guide/PengToolsHub_使用说明_V4.27.docx
+++ b/docs/user_guide/PengToolsHub_使用说明_V4.27.docx
@@ -175,7 +175,7 @@
           <w:b w:val="0"/>
           <w:sz w:val="22"/>
         </w:rPr>
-        <w:t>解压 PengToolsHub_Private_Offline_Setup.zip</w:t>
+        <w:t>解压 PengToolsHub_Offline_Setup.zip</w:t>
       </w:r>
     </w:p>
     <w:p>
